--- a/testakten/erbrecht-digitaler-nachlass-passwortsafe-berlin/07_rechtsgutachten_digitaler_nachlass_bgh.docx
+++ b/testakten/erbrecht-digitaler-nachlass-passwortsafe-berlin/07_rechtsgutachten_digitaler_nachlass_bgh.docx
@@ -4,45 +4,260 @@
   <w:body>
     <w:p>
       <w:pPr>
-        <w:spacing w:after="40"/>
-        <w:jc w:val="left"/>
+        <w:pStyle w:val="Title"/>
+        <w:keepNext/>
       </w:pPr>
       <w:r>
-        <w:rPr>
-          <w:rFonts w:ascii="Times New Roman" w:hAnsi="Times New Roman"/>
-          <w:i/>
-          <w:sz w:val="18"/>
-        </w:rPr>
-        <w:t>Nachlassrecht Berlin-Mitte, Rechtsanwaeltin Dr. Susanne Voll-Herzberg</w:t>
+        <w:t>Recherchevermerk zum digitalen Nachlass</w:t>
       </w:r>
+    </w:p>
+    <w:tbl>
+      <w:tblPr>
+        <w:tblStyle w:val="TableGrid"/>
+        <w:tblW w:type="auto" w:w="0"/>
+        <w:jc w:val="center"/>
+        <w:tblLayout w:type="autofit"/>
+        <w:tblLook w:firstColumn="1" w:firstRow="1" w:lastColumn="0" w:lastRow="0" w:noHBand="0" w:noVBand="1" w:val="04A0"/>
+      </w:tblPr>
+      <w:tblGrid>
+        <w:gridCol w:w="4872"/>
+        <w:gridCol w:w="4872"/>
+      </w:tblGrid>
+      <w:tr>
+        <w:trPr>
+          <w:tblHeader w:val="true"/>
+        </w:trPr>
+        <w:tc>
+          <w:tcPr>
+            <w:tcW w:type="dxa" w:w="4872"/>
+            <w:shd w:fill="17324D"/>
+            <w:vAlign w:val="center"/>
+            <w:tcMar>
+              <w:top w:w="90" w:type="dxa"/>
+              <w:start w:w="100" w:type="dxa"/>
+              <w:bottom w:w="90" w:type="dxa"/>
+              <w:end w:w="100" w:type="dxa"/>
+            </w:tcMar>
+          </w:tcPr>
+          <w:p>
+            <w:pPr>
+              <w:spacing w:after="30"/>
+            </w:pPr>
+            <w:r>
+              <w:rPr>
+                <w:rFonts w:ascii="Arial" w:hAnsi="Arial"/>
+                <w:b/>
+                <w:color w:val="FFFFFF"/>
+                <w:sz w:val="17"/>
+              </w:rPr>
+              <w:t>Bearbeiterin</w:t>
+            </w:r>
+          </w:p>
+        </w:tc>
+        <w:tc>
+          <w:tcPr>
+            <w:tcW w:type="dxa" w:w="4872"/>
+            <w:vAlign w:val="center"/>
+            <w:tcMar>
+              <w:top w:w="90" w:type="dxa"/>
+              <w:start w:w="100" w:type="dxa"/>
+              <w:bottom w:w="90" w:type="dxa"/>
+              <w:end w:w="100" w:type="dxa"/>
+            </w:tcMar>
+            <w:shd w:fill="17324D"/>
+          </w:tcPr>
+          <w:p>
+            <w:pPr>
+              <w:spacing w:after="30"/>
+            </w:pPr>
+            <w:r>
+              <w:rPr>
+                <w:rFonts w:ascii="Arial" w:hAnsi="Arial"/>
+                <w:b/>
+                <w:color w:val="FFFFFF"/>
+                <w:sz w:val="17"/>
+              </w:rPr>
+              <w:t>Dr. Susanne Voll-Herzberg</w:t>
+            </w:r>
+          </w:p>
+        </w:tc>
+      </w:tr>
+      <w:tr>
+        <w:tc>
+          <w:tcPr>
+            <w:tcW w:type="dxa" w:w="4872"/>
+            <w:shd w:fill="EAF1F5"/>
+            <w:vAlign w:val="center"/>
+            <w:tcMar>
+              <w:top w:w="90" w:type="dxa"/>
+              <w:start w:w="100" w:type="dxa"/>
+              <w:bottom w:w="90" w:type="dxa"/>
+              <w:end w:w="100" w:type="dxa"/>
+            </w:tcMar>
+          </w:tcPr>
+          <w:p>
+            <w:pPr>
+              <w:spacing w:after="30"/>
+            </w:pPr>
+            <w:r>
+              <w:rPr>
+                <w:rFonts w:ascii="Arial" w:hAnsi="Arial"/>
+                <w:b/>
+                <w:color w:val="17324D"/>
+                <w:sz w:val="17"/>
+              </w:rPr>
+              <w:t>Stand</w:t>
+            </w:r>
+          </w:p>
+        </w:tc>
+        <w:tc>
+          <w:tcPr>
+            <w:tcW w:type="dxa" w:w="4872"/>
+            <w:vAlign w:val="center"/>
+            <w:tcMar>
+              <w:top w:w="90" w:type="dxa"/>
+              <w:start w:w="100" w:type="dxa"/>
+              <w:bottom w:w="90" w:type="dxa"/>
+              <w:end w:w="100" w:type="dxa"/>
+            </w:tcMar>
+          </w:tcPr>
+          <w:p>
+            <w:pPr>
+              <w:spacing w:after="30"/>
+            </w:pPr>
+            <w:r>
+              <w:rPr>
+                <w:rFonts w:ascii="Arial" w:hAnsi="Arial"/>
+                <w:sz w:val="17"/>
+              </w:rPr>
+              <w:t>03.07.2026</w:t>
+            </w:r>
+          </w:p>
+        </w:tc>
+      </w:tr>
+      <w:tr>
+        <w:tc>
+          <w:tcPr>
+            <w:tcW w:type="dxa" w:w="4872"/>
+            <w:shd w:fill="F2F4F5"/>
+            <w:vAlign w:val="center"/>
+            <w:tcMar>
+              <w:top w:w="90" w:type="dxa"/>
+              <w:start w:w="100" w:type="dxa"/>
+              <w:bottom w:w="90" w:type="dxa"/>
+              <w:end w:w="100" w:type="dxa"/>
+            </w:tcMar>
+          </w:tcPr>
+          <w:p>
+            <w:pPr>
+              <w:spacing w:after="30"/>
+            </w:pPr>
+            <w:r>
+              <w:rPr>
+                <w:rFonts w:ascii="Arial" w:hAnsi="Arial"/>
+                <w:b/>
+                <w:color w:val="17324D"/>
+                <w:sz w:val="17"/>
+              </w:rPr>
+              <w:t>Zweck</w:t>
+            </w:r>
+          </w:p>
+        </w:tc>
+        <w:tc>
+          <w:tcPr>
+            <w:tcW w:type="dxa" w:w="4872"/>
+            <w:vAlign w:val="center"/>
+            <w:tcMar>
+              <w:top w:w="90" w:type="dxa"/>
+              <w:start w:w="100" w:type="dxa"/>
+              <w:bottom w:w="90" w:type="dxa"/>
+              <w:end w:w="100" w:type="dxa"/>
+            </w:tcMar>
+            <w:shd w:fill="F2F4F5"/>
+          </w:tcPr>
+          <w:p>
+            <w:pPr>
+              <w:spacing w:after="30"/>
+            </w:pPr>
+            <w:r>
+              <w:rPr>
+                <w:rFonts w:ascii="Arial" w:hAnsi="Arial"/>
+                <w:sz w:val="17"/>
+              </w:rPr>
+              <w:t>Arbeitsgrundlage; keine Vorfestlegung streitiger Tatsachen</w:t>
+            </w:r>
+          </w:p>
+        </w:tc>
+      </w:tr>
+      <w:tr>
+        <w:tc>
+          <w:tcPr>
+            <w:tcW w:type="dxa" w:w="4872"/>
+            <w:shd w:fill="EAF1F5"/>
+            <w:vAlign w:val="center"/>
+            <w:tcMar>
+              <w:top w:w="90" w:type="dxa"/>
+              <w:start w:w="100" w:type="dxa"/>
+              <w:bottom w:w="90" w:type="dxa"/>
+              <w:end w:w="100" w:type="dxa"/>
+            </w:tcMar>
+          </w:tcPr>
+          <w:p>
+            <w:pPr>
+              <w:spacing w:after="30"/>
+            </w:pPr>
+            <w:r>
+              <w:rPr>
+                <w:rFonts w:ascii="Arial" w:hAnsi="Arial"/>
+                <w:b/>
+                <w:color w:val="17324D"/>
+                <w:sz w:val="17"/>
+              </w:rPr>
+              <w:t>Quellenstatus</w:t>
+            </w:r>
+          </w:p>
+        </w:tc>
+        <w:tc>
+          <w:tcPr>
+            <w:tcW w:type="dxa" w:w="4872"/>
+            <w:vAlign w:val="center"/>
+            <w:tcMar>
+              <w:top w:w="90" w:type="dxa"/>
+              <w:start w:w="100" w:type="dxa"/>
+              <w:bottom w:w="90" w:type="dxa"/>
+              <w:end w:w="100" w:type="dxa"/>
+            </w:tcMar>
+          </w:tcPr>
+          <w:p>
+            <w:pPr>
+              <w:spacing w:after="30"/>
+            </w:pPr>
+            <w:r>
+              <w:rPr>
+                <w:rFonts w:ascii="Arial" w:hAnsi="Arial"/>
+                <w:sz w:val="17"/>
+              </w:rPr>
+              <w:t>Entscheidungstexte in der Handakte gegengeprüft</w:t>
+            </w:r>
+          </w:p>
+        </w:tc>
+      </w:tr>
+    </w:tbl>
+    <w:p/>
+    <w:p>
+      <w:pPr>
+        <w:pStyle w:val="Heading1"/>
+      </w:pPr>
       <w:r>
-        <w:rPr>
-          <w:rFonts w:ascii="Times New Roman" w:hAnsi="Times New Roman"/>
-          <w:i w:val="0"/>
-          <w:sz w:val="18"/>
-        </w:rPr>
-        <w:br/>
-        <w:t>Fachanwaeltin fuer Erbrecht, Muenzstrasse 21, 10178 Berlin-Mitte</w:t>
-      </w:r>
-      <w:r>
-        <w:rPr>
-          <w:rFonts w:ascii="Times New Roman" w:hAnsi="Times New Roman"/>
-          <w:i w:val="0"/>
-          <w:sz w:val="18"/>
-        </w:rPr>
-        <w:br/>
-        <w:t>Tel. 030 288 461 90, Mandat Lohse, Az. 26-ERB-0417</w:t>
+        <w:t>1. Prüfgegenstände</w:t>
       </w:r>
     </w:p>
     <w:p>
       <w:pPr>
-        <w:spacing w:after="200"/>
+        <w:keepLines w:val="0"/>
       </w:pPr>
       <w:r>
-        <w:rPr>
-          <w:sz w:val="16"/>
-        </w:rPr>
-        <w:t>______________________________________________________________________________</w:t>
+        <w:t>Getrennt zu untersuchen sind die vertraglichen Positionen gegenüber Cloud- und Plattformanbietern, das Eigentum an Geräten, die tatsächliche Datenherrschaft, Urheber- und Bearbeitungsrechte sowie die Verwaltung einer noch nicht abschließend geklärten Erbfolge. Ein Zugang zu Daten beantwortet nicht automatisch die Frage, wer einzelne Bilder verwerten darf.</w:t>
       </w:r>
     </w:p>
     <w:p>
@@ -50,106 +265,838 @@
         <w:pStyle w:val="Heading1"/>
       </w:pPr>
       <w:r>
-        <w:t>Rechtsgutachten - Digitaler Nachlass nach BGH-Rechtsprechung</w:t>
+        <w:t>2. Rechtsprechungsanker</w:t>
       </w:r>
     </w:p>
     <w:p>
       <w:pPr>
-        <w:pStyle w:val="Heading2"/>
+        <w:keepLines w:val="0"/>
       </w:pPr>
       <w:r>
-        <w:t>1. Fragestellung</w:t>
-      </w:r>
-    </w:p>
-    <w:p>
-      <w:r>
-        <w:t>Zu pruefen ist, ob und in welchem Umfang Eva Lohse als Miterbin Zugang zu den digitalen Konten und Cloud-Diensten des Erblassers Armin Lohse verlangen kann, insbesondere zum Passwortsafe, zum Cloudspeicher und zur Galerieplattform, deren Zugangsdaten bislang nicht vollstaendig auffindbar sind.</w:t>
+        <w:t>BGH, Urteil vom 12.07.2018, III ZR 183/17: Der Übergang eines Nutzungsvertrags über ein soziales Netzwerk ist nach den Grundsätzen der Universalsukzession zu beurteilen; digitale Kommunikationsinhalte werden nicht allein wegen ihres persönlichen Charakters aus dem Nachlass gelöst. Für die Akte ist zu prüfen, welche Plattformverträge Armin selbst geschlossen hat und welche Zugangsvoraussetzungen vertraglich dokumentiert sind.</w:t>
       </w:r>
     </w:p>
     <w:p>
       <w:pPr>
-        <w:pStyle w:val="Heading2"/>
+        <w:keepLines w:val="0"/>
       </w:pPr>
       <w:r>
-        <w:t>2. BGH III ZR 183/17 - Facebook-Nutzerkonto</w:t>
-      </w:r>
-    </w:p>
-    <w:p>
-      <w:r>
-        <w:t>Der Bundesgerichtshof hat mit Urteil vom 12. Juli 2018 entschieden, dass der Erbe im Wege der Universalsukzession nach Paragraf 1922 BGB auch in einen bestehenden Nutzungsvertrag mit einem Netzwerkbetreiber eintritt. Der digitale Nachlass ist danach grundsaetzlich vererblich wie physische Tagebuecher oder Briefe; Anhaltspunkte fuer eine hoechstpersoenliche, unvererbliche Rechtsstellung reichen fuer eine abweichende Bewertung nicht aus.</w:t>
-      </w:r>
-    </w:p>
-    <w:p>
-      <w:r>
-        <w:t>Uebertragen auf den vorliegenden Fall bedeutet dies: Auch Cloud-Speicherdienste und Galerieplattform-Konten des Erblassers unterliegen der Universalsukzession. Eva Lohse und Jana Lohse als Miterbinnen haben grundsaetzlich einen gemeinschaftlichen Zugriffsanspruch nach Paragraf 2039 BGB, solange die Erbengemeinschaft nicht auseinandergesetzt ist.</w:t>
+        <w:t>BGH, Beschluss vom 27.08.2020, III ZB 30/20: Ein tituliertes Zugangsrecht darf nicht durch eine bloße Datenkopie oder ein anderes Surrogat verkürzt werden. Der Anker betrifft die Erfüllung und Vollstreckung eines konkreten Titels; er ersetzt nicht die Feststellung, wer hier anspruchsberechtigt ist.</w:t>
       </w:r>
     </w:p>
     <w:p>
       <w:pPr>
-        <w:pStyle w:val="Heading2"/>
+        <w:pStyle w:val="Heading1"/>
       </w:pPr>
       <w:r>
-        <w:t>3. BGH III ZB 30/20 - Vollstreckungsrechtliche Anschlussfragen</w:t>
+        <w:t>3. Normen- und Tatsachenkarte</w:t>
       </w:r>
     </w:p>
+    <w:tbl>
+      <w:tblPr>
+        <w:tblStyle w:val="TableGrid"/>
+        <w:tblW w:type="auto" w:w="0"/>
+        <w:jc w:val="center"/>
+        <w:tblLayout w:type="autofit"/>
+        <w:tblLook w:firstColumn="1" w:firstRow="1" w:lastColumn="0" w:lastRow="0" w:noHBand="0" w:noVBand="1" w:val="04A0"/>
+      </w:tblPr>
+      <w:tblGrid>
+        <w:gridCol w:w="2436"/>
+        <w:gridCol w:w="2436"/>
+        <w:gridCol w:w="2436"/>
+        <w:gridCol w:w="2436"/>
+      </w:tblGrid>
+      <w:tr>
+        <w:trPr>
+          <w:tblHeader w:val="true"/>
+        </w:trPr>
+        <w:tc>
+          <w:tcPr>
+            <w:tcW w:type="dxa" w:w="2436"/>
+            <w:vAlign w:val="center"/>
+            <w:tcMar>
+              <w:top w:w="90" w:type="dxa"/>
+              <w:start w:w="100" w:type="dxa"/>
+              <w:bottom w:w="90" w:type="dxa"/>
+              <w:end w:w="100" w:type="dxa"/>
+            </w:tcMar>
+            <w:shd w:fill="17324D"/>
+          </w:tcPr>
+          <w:p>
+            <w:pPr>
+              <w:spacing w:after="30"/>
+            </w:pPr>
+            <w:r>
+              <w:rPr>
+                <w:rFonts w:ascii="Arial" w:hAnsi="Arial"/>
+                <w:b/>
+                <w:color w:val="FFFFFF"/>
+                <w:sz w:val="17"/>
+              </w:rPr>
+              <w:t>Thema</w:t>
+            </w:r>
+          </w:p>
+        </w:tc>
+        <w:tc>
+          <w:tcPr>
+            <w:tcW w:type="dxa" w:w="2436"/>
+            <w:vAlign w:val="center"/>
+            <w:tcMar>
+              <w:top w:w="90" w:type="dxa"/>
+              <w:start w:w="100" w:type="dxa"/>
+              <w:bottom w:w="90" w:type="dxa"/>
+              <w:end w:w="100" w:type="dxa"/>
+            </w:tcMar>
+            <w:shd w:fill="17324D"/>
+          </w:tcPr>
+          <w:p>
+            <w:pPr>
+              <w:spacing w:after="30"/>
+            </w:pPr>
+            <w:r>
+              <w:rPr>
+                <w:rFonts w:ascii="Arial" w:hAnsi="Arial"/>
+                <w:b/>
+                <w:color w:val="FFFFFF"/>
+                <w:sz w:val="17"/>
+              </w:rPr>
+              <w:t>Normenanker</w:t>
+            </w:r>
+          </w:p>
+        </w:tc>
+        <w:tc>
+          <w:tcPr>
+            <w:tcW w:type="dxa" w:w="2436"/>
+            <w:vAlign w:val="center"/>
+            <w:tcMar>
+              <w:top w:w="90" w:type="dxa"/>
+              <w:start w:w="100" w:type="dxa"/>
+              <w:bottom w:w="90" w:type="dxa"/>
+              <w:end w:w="100" w:type="dxa"/>
+            </w:tcMar>
+            <w:shd w:fill="17324D"/>
+          </w:tcPr>
+          <w:p>
+            <w:pPr>
+              <w:spacing w:after="30"/>
+            </w:pPr>
+            <w:r>
+              <w:rPr>
+                <w:rFonts w:ascii="Arial" w:hAnsi="Arial"/>
+                <w:b/>
+                <w:color w:val="FFFFFF"/>
+                <w:sz w:val="17"/>
+              </w:rPr>
+              <w:t>Benötigte Tatsache</w:t>
+            </w:r>
+          </w:p>
+        </w:tc>
+        <w:tc>
+          <w:tcPr>
+            <w:tcW w:type="dxa" w:w="2436"/>
+            <w:vAlign w:val="center"/>
+            <w:tcMar>
+              <w:top w:w="90" w:type="dxa"/>
+              <w:start w:w="100" w:type="dxa"/>
+              <w:bottom w:w="90" w:type="dxa"/>
+              <w:end w:w="100" w:type="dxa"/>
+            </w:tcMar>
+            <w:shd w:fill="17324D"/>
+          </w:tcPr>
+          <w:p>
+            <w:pPr>
+              <w:spacing w:after="30"/>
+            </w:pPr>
+            <w:r>
+              <w:rPr>
+                <w:rFonts w:ascii="Arial" w:hAnsi="Arial"/>
+                <w:b/>
+                <w:color w:val="FFFFFF"/>
+                <w:sz w:val="17"/>
+              </w:rPr>
+              <w:t>Gegenposition</w:t>
+            </w:r>
+          </w:p>
+        </w:tc>
+      </w:tr>
+      <w:tr>
+        <w:tc>
+          <w:tcPr>
+            <w:tcW w:type="dxa" w:w="2436"/>
+            <w:vAlign w:val="center"/>
+            <w:tcMar>
+              <w:top w:w="90" w:type="dxa"/>
+              <w:start w:w="100" w:type="dxa"/>
+              <w:bottom w:w="90" w:type="dxa"/>
+              <w:end w:w="100" w:type="dxa"/>
+            </w:tcMar>
+          </w:tcPr>
+          <w:p>
+            <w:pPr>
+              <w:spacing w:after="30"/>
+            </w:pPr>
+            <w:r>
+              <w:rPr>
+                <w:rFonts w:ascii="Arial" w:hAnsi="Arial"/>
+                <w:sz w:val="17"/>
+              </w:rPr>
+              <w:t>Vertragsübergang Plattform</w:t>
+            </w:r>
+          </w:p>
+        </w:tc>
+        <w:tc>
+          <w:tcPr>
+            <w:tcW w:type="dxa" w:w="2436"/>
+            <w:vAlign w:val="center"/>
+            <w:tcMar>
+              <w:top w:w="90" w:type="dxa"/>
+              <w:start w:w="100" w:type="dxa"/>
+              <w:bottom w:w="90" w:type="dxa"/>
+              <w:end w:w="100" w:type="dxa"/>
+            </w:tcMar>
+          </w:tcPr>
+          <w:p>
+            <w:pPr>
+              <w:spacing w:after="30"/>
+            </w:pPr>
+            <w:r>
+              <w:rPr>
+                <w:rFonts w:ascii="Arial" w:hAnsi="Arial"/>
+                <w:sz w:val="17"/>
+              </w:rPr>
+              <w:t>Paragraf 1922 BGB</w:t>
+            </w:r>
+          </w:p>
+        </w:tc>
+        <w:tc>
+          <w:tcPr>
+            <w:tcW w:type="dxa" w:w="2436"/>
+            <w:vAlign w:val="center"/>
+            <w:tcMar>
+              <w:top w:w="90" w:type="dxa"/>
+              <w:start w:w="100" w:type="dxa"/>
+              <w:bottom w:w="90" w:type="dxa"/>
+              <w:end w:w="100" w:type="dxa"/>
+            </w:tcMar>
+          </w:tcPr>
+          <w:p>
+            <w:pPr>
+              <w:spacing w:after="30"/>
+            </w:pPr>
+            <w:r>
+              <w:rPr>
+                <w:rFonts w:ascii="Arial" w:hAnsi="Arial"/>
+                <w:sz w:val="17"/>
+              </w:rPr>
+              <w:t>Vertragspartner, Kontotyp, Bedingungen</w:t>
+            </w:r>
+          </w:p>
+        </w:tc>
+        <w:tc>
+          <w:tcPr>
+            <w:tcW w:type="dxa" w:w="2436"/>
+            <w:vAlign w:val="center"/>
+            <w:tcMar>
+              <w:top w:w="90" w:type="dxa"/>
+              <w:start w:w="100" w:type="dxa"/>
+              <w:bottom w:w="90" w:type="dxa"/>
+              <w:end w:w="100" w:type="dxa"/>
+            </w:tcMar>
+          </w:tcPr>
+          <w:p>
+            <w:pPr>
+              <w:spacing w:after="30"/>
+            </w:pPr>
+            <w:r>
+              <w:rPr>
+                <w:rFonts w:ascii="Arial" w:hAnsi="Arial"/>
+                <w:sz w:val="17"/>
+              </w:rPr>
+              <w:t>höchstpersönliche oder lizenzbezogene Beschränkung</w:t>
+            </w:r>
+          </w:p>
+        </w:tc>
+      </w:tr>
+      <w:tr>
+        <w:tc>
+          <w:tcPr>
+            <w:tcW w:type="dxa" w:w="2436"/>
+            <w:vAlign w:val="center"/>
+            <w:tcMar>
+              <w:top w:w="90" w:type="dxa"/>
+              <w:start w:w="100" w:type="dxa"/>
+              <w:bottom w:w="90" w:type="dxa"/>
+              <w:end w:w="100" w:type="dxa"/>
+            </w:tcMar>
+            <w:shd w:fill="F2F4F5"/>
+          </w:tcPr>
+          <w:p>
+            <w:pPr>
+              <w:spacing w:after="30"/>
+            </w:pPr>
+            <w:r>
+              <w:rPr>
+                <w:rFonts w:ascii="Arial" w:hAnsi="Arial"/>
+                <w:sz w:val="17"/>
+              </w:rPr>
+              <w:t>Nachlassbesitz und Auskunft</w:t>
+            </w:r>
+          </w:p>
+        </w:tc>
+        <w:tc>
+          <w:tcPr>
+            <w:tcW w:type="dxa" w:w="2436"/>
+            <w:vAlign w:val="center"/>
+            <w:tcMar>
+              <w:top w:w="90" w:type="dxa"/>
+              <w:start w:w="100" w:type="dxa"/>
+              <w:bottom w:w="90" w:type="dxa"/>
+              <w:end w:w="100" w:type="dxa"/>
+            </w:tcMar>
+            <w:shd w:fill="F2F4F5"/>
+          </w:tcPr>
+          <w:p>
+            <w:pPr>
+              <w:spacing w:after="30"/>
+            </w:pPr>
+            <w:r>
+              <w:rPr>
+                <w:rFonts w:ascii="Arial" w:hAnsi="Arial"/>
+                <w:sz w:val="17"/>
+              </w:rPr>
+              <w:t>Paragrafen 2018, 2027 BGB</w:t>
+            </w:r>
+          </w:p>
+        </w:tc>
+        <w:tc>
+          <w:tcPr>
+            <w:tcW w:type="dxa" w:w="2436"/>
+            <w:vAlign w:val="center"/>
+            <w:tcMar>
+              <w:top w:w="90" w:type="dxa"/>
+              <w:start w:w="100" w:type="dxa"/>
+              <w:bottom w:w="90" w:type="dxa"/>
+              <w:end w:w="100" w:type="dxa"/>
+            </w:tcMar>
+            <w:shd w:fill="F2F4F5"/>
+          </w:tcPr>
+          <w:p>
+            <w:pPr>
+              <w:spacing w:after="30"/>
+            </w:pPr>
+            <w:r>
+              <w:rPr>
+                <w:rFonts w:ascii="Arial" w:hAnsi="Arial"/>
+                <w:sz w:val="17"/>
+              </w:rPr>
+              <w:t>Besitzgrund und Eigenrechtsbehauptung Ralfs</w:t>
+            </w:r>
+          </w:p>
+        </w:tc>
+        <w:tc>
+          <w:tcPr>
+            <w:tcW w:type="dxa" w:w="2436"/>
+            <w:vAlign w:val="center"/>
+            <w:tcMar>
+              <w:top w:w="90" w:type="dxa"/>
+              <w:start w:w="100" w:type="dxa"/>
+              <w:bottom w:w="90" w:type="dxa"/>
+              <w:end w:w="100" w:type="dxa"/>
+            </w:tcMar>
+            <w:shd w:fill="F2F4F5"/>
+          </w:tcPr>
+          <w:p>
+            <w:pPr>
+              <w:spacing w:after="30"/>
+            </w:pPr>
+            <w:r>
+              <w:rPr>
+                <w:rFonts w:ascii="Arial" w:hAnsi="Arial"/>
+                <w:sz w:val="17"/>
+              </w:rPr>
+              <w:t>bloße Verwahrung oder eigenes Recht</w:t>
+            </w:r>
+          </w:p>
+        </w:tc>
+      </w:tr>
+      <w:tr>
+        <w:tc>
+          <w:tcPr>
+            <w:tcW w:type="dxa" w:w="2436"/>
+            <w:vAlign w:val="center"/>
+            <w:tcMar>
+              <w:top w:w="90" w:type="dxa"/>
+              <w:start w:w="100" w:type="dxa"/>
+              <w:bottom w:w="90" w:type="dxa"/>
+              <w:end w:w="100" w:type="dxa"/>
+            </w:tcMar>
+          </w:tcPr>
+          <w:p>
+            <w:pPr>
+              <w:spacing w:after="30"/>
+            </w:pPr>
+            <w:r>
+              <w:rPr>
+                <w:rFonts w:ascii="Arial" w:hAnsi="Arial"/>
+                <w:sz w:val="17"/>
+              </w:rPr>
+              <w:t>Verwaltung bei mehreren Berechtigten</w:t>
+            </w:r>
+          </w:p>
+        </w:tc>
+        <w:tc>
+          <w:tcPr>
+            <w:tcW w:type="dxa" w:w="2436"/>
+            <w:vAlign w:val="center"/>
+            <w:tcMar>
+              <w:top w:w="90" w:type="dxa"/>
+              <w:start w:w="100" w:type="dxa"/>
+              <w:bottom w:w="90" w:type="dxa"/>
+              <w:end w:w="100" w:type="dxa"/>
+            </w:tcMar>
+          </w:tcPr>
+          <w:p>
+            <w:pPr>
+              <w:spacing w:after="30"/>
+            </w:pPr>
+            <w:r>
+              <w:rPr>
+                <w:rFonts w:ascii="Arial" w:hAnsi="Arial"/>
+                <w:sz w:val="17"/>
+              </w:rPr>
+              <w:t>Paragrafen 2038, 2039 BGB</w:t>
+            </w:r>
+          </w:p>
+        </w:tc>
+        <w:tc>
+          <w:tcPr>
+            <w:tcW w:type="dxa" w:w="2436"/>
+            <w:vAlign w:val="center"/>
+            <w:tcMar>
+              <w:top w:w="90" w:type="dxa"/>
+              <w:start w:w="100" w:type="dxa"/>
+              <w:bottom w:w="90" w:type="dxa"/>
+              <w:end w:w="100" w:type="dxa"/>
+            </w:tcMar>
+          </w:tcPr>
+          <w:p>
+            <w:pPr>
+              <w:spacing w:after="30"/>
+            </w:pPr>
+            <w:r>
+              <w:rPr>
+                <w:rFonts w:ascii="Arial" w:hAnsi="Arial"/>
+                <w:sz w:val="17"/>
+              </w:rPr>
+              <w:t>Erbenstellung und Maßnahmeart</w:t>
+            </w:r>
+          </w:p>
+        </w:tc>
+        <w:tc>
+          <w:tcPr>
+            <w:tcW w:type="dxa" w:w="2436"/>
+            <w:vAlign w:val="center"/>
+            <w:tcMar>
+              <w:top w:w="90" w:type="dxa"/>
+              <w:start w:w="100" w:type="dxa"/>
+              <w:bottom w:w="90" w:type="dxa"/>
+              <w:end w:w="100" w:type="dxa"/>
+            </w:tcMar>
+          </w:tcPr>
+          <w:p>
+            <w:pPr>
+              <w:spacing w:after="30"/>
+            </w:pPr>
+            <w:r>
+              <w:rPr>
+                <w:rFonts w:ascii="Arial" w:hAnsi="Arial"/>
+                <w:sz w:val="17"/>
+              </w:rPr>
+              <w:t>notwendige Sicherung versus Verwertung</w:t>
+            </w:r>
+          </w:p>
+        </w:tc>
+      </w:tr>
+      <w:tr>
+        <w:tc>
+          <w:tcPr>
+            <w:tcW w:type="dxa" w:w="2436"/>
+            <w:vAlign w:val="center"/>
+            <w:tcMar>
+              <w:top w:w="90" w:type="dxa"/>
+              <w:start w:w="100" w:type="dxa"/>
+              <w:bottom w:w="90" w:type="dxa"/>
+              <w:end w:w="100" w:type="dxa"/>
+            </w:tcMar>
+            <w:shd w:fill="F2F4F5"/>
+          </w:tcPr>
+          <w:p>
+            <w:pPr>
+              <w:spacing w:after="30"/>
+            </w:pPr>
+            <w:r>
+              <w:rPr>
+                <w:rFonts w:ascii="Arial" w:hAnsi="Arial"/>
+                <w:sz w:val="17"/>
+              </w:rPr>
+              <w:t>Urheberrecht</w:t>
+            </w:r>
+          </w:p>
+        </w:tc>
+        <w:tc>
+          <w:tcPr>
+            <w:tcW w:type="dxa" w:w="2436"/>
+            <w:vAlign w:val="center"/>
+            <w:tcMar>
+              <w:top w:w="90" w:type="dxa"/>
+              <w:start w:w="100" w:type="dxa"/>
+              <w:bottom w:w="90" w:type="dxa"/>
+              <w:end w:w="100" w:type="dxa"/>
+            </w:tcMar>
+            <w:shd w:fill="F2F4F5"/>
+          </w:tcPr>
+          <w:p>
+            <w:pPr>
+              <w:spacing w:after="30"/>
+            </w:pPr>
+            <w:r>
+              <w:rPr>
+                <w:rFonts w:ascii="Arial" w:hAnsi="Arial"/>
+                <w:sz w:val="17"/>
+              </w:rPr>
+              <w:t>Paragrafen 28, 64 UrhG</w:t>
+            </w:r>
+          </w:p>
+        </w:tc>
+        <w:tc>
+          <w:tcPr>
+            <w:tcW w:type="dxa" w:w="2436"/>
+            <w:vAlign w:val="center"/>
+            <w:tcMar>
+              <w:top w:w="90" w:type="dxa"/>
+              <w:start w:w="100" w:type="dxa"/>
+              <w:bottom w:w="90" w:type="dxa"/>
+              <w:end w:w="100" w:type="dxa"/>
+            </w:tcMar>
+            <w:shd w:fill="F2F4F5"/>
+          </w:tcPr>
+          <w:p>
+            <w:pPr>
+              <w:spacing w:after="30"/>
+            </w:pPr>
+            <w:r>
+              <w:rPr>
+                <w:rFonts w:ascii="Arial" w:hAnsi="Arial"/>
+                <w:sz w:val="17"/>
+              </w:rPr>
+              <w:t>Urheberschaft, Bearbeitungsanteile, Verträge</w:t>
+            </w:r>
+          </w:p>
+        </w:tc>
+        <w:tc>
+          <w:tcPr>
+            <w:tcW w:type="dxa" w:w="2436"/>
+            <w:vAlign w:val="center"/>
+            <w:tcMar>
+              <w:top w:w="90" w:type="dxa"/>
+              <w:start w:w="100" w:type="dxa"/>
+              <w:bottom w:w="90" w:type="dxa"/>
+              <w:end w:w="100" w:type="dxa"/>
+            </w:tcMar>
+            <w:shd w:fill="F2F4F5"/>
+          </w:tcPr>
+          <w:p>
+            <w:pPr>
+              <w:spacing w:after="30"/>
+            </w:pPr>
+            <w:r>
+              <w:rPr>
+                <w:rFonts w:ascii="Arial" w:hAnsi="Arial"/>
+                <w:sz w:val="17"/>
+              </w:rPr>
+              <w:t>eigene Miturheberschaft oder Nutzungsrecht</w:t>
+            </w:r>
+          </w:p>
+        </w:tc>
+      </w:tr>
+      <w:tr>
+        <w:tc>
+          <w:tcPr>
+            <w:tcW w:type="dxa" w:w="2436"/>
+            <w:vAlign w:val="center"/>
+            <w:tcMar>
+              <w:top w:w="90" w:type="dxa"/>
+              <w:start w:w="100" w:type="dxa"/>
+              <w:bottom w:w="90" w:type="dxa"/>
+              <w:end w:w="100" w:type="dxa"/>
+            </w:tcMar>
+          </w:tcPr>
+          <w:p>
+            <w:pPr>
+              <w:spacing w:after="30"/>
+            </w:pPr>
+            <w:r>
+              <w:rPr>
+                <w:rFonts w:ascii="Arial" w:hAnsi="Arial"/>
+                <w:sz w:val="17"/>
+              </w:rPr>
+              <w:t>Kundendaten</w:t>
+            </w:r>
+          </w:p>
+        </w:tc>
+        <w:tc>
+          <w:tcPr>
+            <w:tcW w:type="dxa" w:w="2436"/>
+            <w:vAlign w:val="center"/>
+            <w:tcMar>
+              <w:top w:w="90" w:type="dxa"/>
+              <w:start w:w="100" w:type="dxa"/>
+              <w:bottom w:w="90" w:type="dxa"/>
+              <w:end w:w="100" w:type="dxa"/>
+            </w:tcMar>
+          </w:tcPr>
+          <w:p>
+            <w:pPr>
+              <w:spacing w:after="30"/>
+            </w:pPr>
+            <w:r>
+              <w:rPr>
+                <w:rFonts w:ascii="Arial" w:hAnsi="Arial"/>
+                <w:sz w:val="17"/>
+              </w:rPr>
+              <w:t>Vertrags- und Persönlichkeitsrechte</w:t>
+            </w:r>
+          </w:p>
+        </w:tc>
+        <w:tc>
+          <w:tcPr>
+            <w:tcW w:type="dxa" w:w="2436"/>
+            <w:vAlign w:val="center"/>
+            <w:tcMar>
+              <w:top w:w="90" w:type="dxa"/>
+              <w:start w:w="100" w:type="dxa"/>
+              <w:bottom w:w="90" w:type="dxa"/>
+              <w:end w:w="100" w:type="dxa"/>
+            </w:tcMar>
+          </w:tcPr>
+          <w:p>
+            <w:pPr>
+              <w:spacing w:after="30"/>
+            </w:pPr>
+            <w:r>
+              <w:rPr>
+                <w:rFonts w:ascii="Arial" w:hAnsi="Arial"/>
+                <w:sz w:val="17"/>
+              </w:rPr>
+              <w:t>Auftragszweck, Releases, Löschbegehren</w:t>
+            </w:r>
+          </w:p>
+        </w:tc>
+        <w:tc>
+          <w:tcPr>
+            <w:tcW w:type="dxa" w:w="2436"/>
+            <w:vAlign w:val="center"/>
+            <w:tcMar>
+              <w:top w:w="90" w:type="dxa"/>
+              <w:start w:w="100" w:type="dxa"/>
+              <w:bottom w:w="90" w:type="dxa"/>
+              <w:end w:w="100" w:type="dxa"/>
+            </w:tcMar>
+          </w:tcPr>
+          <w:p>
+            <w:pPr>
+              <w:spacing w:after="30"/>
+            </w:pPr>
+            <w:r>
+              <w:rPr>
+                <w:rFonts w:ascii="Arial" w:hAnsi="Arial"/>
+                <w:sz w:val="17"/>
+              </w:rPr>
+              <w:t>Aufbewahrung zur Vertragsabwicklung</w:t>
+            </w:r>
+          </w:p>
+        </w:tc>
+      </w:tr>
+    </w:tbl>
     <w:p>
+      <w:pPr>
+        <w:pStyle w:val="Heading1"/>
+      </w:pPr>
       <w:r>
-        <w:t>Der Bundesgerichtshof hat mit Beschluss vom 27. August 2020 klargestellt, dass der Herausgabeanspruch der Erben gegen den Provider auch vollstreckungsrechtlich durchsetzbar ist und nicht daran scheitert, dass Zugangsdaten technisch beim Anbieter, nicht beim Erben, vorliegen. Fuer den vorliegenden Fall ist relevant, dass ein vergleichbarer Anspruch gegenueber der Galerieplattform besteht, sofern die Erbenstellung durch Erbschein oder eine den Anforderungen des Anbieters genuegende notarielle Vollmacht nachgewiesen wird.</w:t>
+        <w:t>4. Beweis- und Sicherungsbedarf</w:t>
       </w:r>
     </w:p>
     <w:p>
       <w:pPr>
-        <w:pStyle w:val="Heading2"/>
+        <w:keepLines w:val="0"/>
       </w:pPr>
       <w:r>
-        <w:t>4. Anwendung auf den Passwortsafe</w:t>
-      </w:r>
-    </w:p>
-    <w:p>
-      <w:r>
-        <w:t>Der aufgefundene Passwortsafe (vermutlich lokale Anwendung auf dem Studiorechner) ist kein Vertragsverhaeltnis mit einem Diensteanbieter, sondern eine private Datenhaltung. Der Herausgabeanspruch gegen Ralf Lohse als Besitzer des Studiorechners stuetzt sich daher nicht auf die Facebook-Rechtsprechung, sondern auf den erbrechtlichen Herausgabeanspruch aus Paragraf 2018 BGB (Erbschaftsanspruch) beziehungsweise auf Paragraf 2039 BGB im Innenverhaeltnis der Miterben.</w:t>
+        <w:t>Vor einer materiellen Auswertung sollte ein Sachverständiger Seriennummern, Systemzeit, Datenträgerzustand, vorhandene Nutzerkonten, Protokolle und Prüfsummen festhalten. Eine forensische Kopie muss vom Arbeitszugriff getrennt werden. Aussagen über den Änderungszeitpunkt 04.05.2026 bleiben ohne Zeitzonen- und Systemprüfung vorläufig.</w:t>
       </w:r>
     </w:p>
     <w:p>
       <w:pPr>
-        <w:pStyle w:val="Heading2"/>
+        <w:keepLines w:val="0"/>
       </w:pPr>
       <w:r>
-        <w:t>5. Zwischenergebnis</w:t>
+        <w:t>Die Handakte soll bei jedem Rechtsprechungsanker zwischen amtlich geprüftem Entscheidungssatz, daraus gezogener Arbeitshypothese und noch ungeklärter Übertragbarkeit unterscheiden.</w:t>
       </w:r>
     </w:p>
     <w:p>
       <w:pPr>
-        <w:pStyle w:val="ListBullet"/>
+        <w:pStyle w:val="Heading1"/>
       </w:pPr>
       <w:r>
-        <w:t>Cloud- und Plattformkonten: Herausgabe- und Zugangsanspruch nach Paragraf 1922, 2039 BGB, gestuetzt durch BGH III ZR 183/17.</w:t>
+        <w:t>5. Mögliche Arbeitsprodukte</w:t>
       </w:r>
     </w:p>
     <w:p>
       <w:pPr>
-        <w:pStyle w:val="ListBullet"/>
+        <w:keepLines w:val="0"/>
       </w:pPr>
       <w:r>
-        <w:t>Datentraeger bei Ralf Lohse: Herausgabeanspruch nach Paragraf 2018 BGB, vollstreckungsrechtlich flankiert durch die Wertung aus BGH III ZB 30/20.</w:t>
-      </w:r>
-    </w:p>
-    <w:p>
-      <w:pPr>
-        <w:pStyle w:val="ListBullet"/>
-      </w:pPr>
-      <w:r>
-        <w:t>Offen bleibt, ob Ralf Lohse ein eigenes Recht an Teilen der Rohdaten geltend machen kann, soweit er selbst als Miturheber technischer Bearbeitungen aufgetreten sein will; dies ist tatsaechlich noch nicht aufgeklaert.</w:t>
+        <w:t>Je nach weiterer Tatsachenlage kommen ein Sicherungsprotokoll, eine abgestimmte Zwischenanweisung an Anbieter, ein Erbscheinsantrag, ein außergerichtliches Herausgabe- und Auskunftsverlangen sowie ein gerichtlicher Sicherungsantrag in Betracht. Auswahl und Antragstext bleiben bis zur Klärung von Erbenstellung, Besitzgrund und Dringlichkeit offen.</w:t>
       </w:r>
     </w:p>
     <w:sectPr>
-      <w:pgSz w:w="12240" w:h="15840"/>
-      <w:pgMar w:top="1134" w:right="1134" w:bottom="1134" w:left="1417" w:header="720" w:footer="720" w:gutter="0"/>
+      <w:headerReference w:type="default" r:id="rId9"/>
+      <w:footerReference w:type="default" r:id="rId10"/>
+      <w:pgSz w:w="11906" w:h="16838"/>
+      <w:pgMar w:top="1162" w:right="1219" w:bottom="1162" w:left="1276" w:header="397" w:footer="397" w:gutter="0"/>
       <w:cols w:space="720"/>
       <w:docGrid w:linePitch="360"/>
     </w:sectPr>
   </w:body>
 </w:document>
+</file>
+
+<file path=word/footer1.xml><?xml version="1.0" encoding="utf-8"?>
+<w:ftr xmlns:m="http://schemas.openxmlformats.org/officeDocument/2006/math" xmlns:mc="http://schemas.openxmlformats.org/markup-compatibility/2006" xmlns:mo="http://schemas.microsoft.com/office/mac/office/2008/main" xmlns:mv="urn:schemas-microsoft-com:mac:vml" xmlns:o="urn:schemas-microsoft-com:office:office" xmlns:r="http://schemas.openxmlformats.org/officeDocument/2006/relationships" xmlns:v="urn:schemas-microsoft-com:vml" xmlns:w10="urn:schemas-microsoft-com:office:word" xmlns:w14="http://schemas.microsoft.com/office/word/2010/wordml" xmlns:w="http://schemas.openxmlformats.org/wordprocessingml/2006/main" xmlns:wne="http://schemas.microsoft.com/office/word/2006/wordml" xmlns:wp14="http://schemas.microsoft.com/office/word/2010/wordprocessingDrawing" xmlns:wp="http://schemas.openxmlformats.org/drawingml/2006/wordprocessingDrawing" xmlns:wpc="http://schemas.microsoft.com/office/word/2010/wordprocessingCanvas" xmlns:wpg="http://schemas.microsoft.com/office/word/2010/wordprocessingGroup" xmlns:wpi="http://schemas.microsoft.com/office/word/2010/wordprocessingInk" xmlns:wps="http://schemas.microsoft.com/office/word/2010/wordprocessingShape" mc:Ignorable="w14 wp14">
+  <w:p>
+    <w:pPr>
+      <w:spacing w:before="60"/>
+      <w:jc w:val="center"/>
+    </w:pPr>
+    <w:r>
+      <w:rPr>
+        <w:rFonts w:ascii="Arial" w:hAnsi="Arial"/>
+        <w:color w:val="6B7378"/>
+        <w:sz w:val="12"/>
+      </w:rPr>
+      <w:t>Dr. Susanne Voll-Herzberg, Rechtsanwältin und Fachanwältin für Erbrecht | Anderkonto DE27 1002 0500 0088 4100 17 | BIC BFSWDE33BER | St.-Nr. 34/582/01947 | Berufshaftpflicht: JurAssekuranz AG, Berlin</w:t>
+    </w:r>
+  </w:p>
+  <w:p>
+    <w:pPr>
+      <w:spacing w:after="0"/>
+      <w:jc w:val="center"/>
+    </w:pPr>
+    <w:r>
+      <w:rPr>
+        <w:color w:val="6B7378"/>
+        <w:sz w:val="14"/>
+      </w:rPr>
+      <w:t xml:space="preserve">Seite </w:t>
+    </w:r>
+    <w:r>
+      <w:rPr>
+        <w:color w:val="6B7378"/>
+        <w:sz w:val="14"/>
+      </w:rPr>
+      <w:fldChar w:fldCharType="begin"/>
+      <w:instrText xml:space="preserve"> PAGE </w:instrText>
+      <w:fldChar w:fldCharType="end"/>
+    </w:r>
+  </w:p>
+</w:ftr>
+</file>
+
+<file path=word/header1.xml><?xml version="1.0" encoding="utf-8"?>
+<w:hdr xmlns:m="http://schemas.openxmlformats.org/officeDocument/2006/math" xmlns:mc="http://schemas.openxmlformats.org/markup-compatibility/2006" xmlns:mo="http://schemas.microsoft.com/office/mac/office/2008/main" xmlns:mv="urn:schemas-microsoft-com:mac:vml" xmlns:o="urn:schemas-microsoft-com:office:office" xmlns:r="http://schemas.openxmlformats.org/officeDocument/2006/relationships" xmlns:v="urn:schemas-microsoft-com:vml" xmlns:w10="urn:schemas-microsoft-com:office:word" xmlns:w14="http://schemas.microsoft.com/office/word/2010/wordml" xmlns:w="http://schemas.openxmlformats.org/wordprocessingml/2006/main" xmlns:wne="http://schemas.microsoft.com/office/word/2006/wordml" xmlns:wp14="http://schemas.microsoft.com/office/word/2010/wordprocessingDrawing" xmlns:wp="http://schemas.openxmlformats.org/drawingml/2006/wordprocessingDrawing" xmlns:wpc="http://schemas.microsoft.com/office/word/2010/wordprocessingCanvas" xmlns:wpg="http://schemas.microsoft.com/office/word/2010/wordprocessingGroup" xmlns:wpi="http://schemas.microsoft.com/office/word/2010/wordprocessingInk" xmlns:wps="http://schemas.microsoft.com/office/word/2010/wordprocessingShape" mc:Ignorable="w14 wp14">
+  <w:p>
+    <w:pPr>
+      <w:pBdr>
+        <w:bottom w:val="single" w:sz="10" w:space="4" w:color="2F6684"/>
+      </w:pBdr>
+    </w:pPr>
+  </w:p>
+  <w:tbl>
+    <w:tblPr>
+      <w:tblW w:type="auto" w:w="0"/>
+      <w:jc w:val="center"/>
+      <w:tblLook w:firstColumn="1" w:firstRow="1" w:lastColumn="0" w:lastRow="0" w:noHBand="0" w:noVBand="1" w:val="04A0"/>
+    </w:tblPr>
+    <w:tblGrid>
+      <w:gridCol w:w="6066"/>
+      <w:gridCol w:w="3345"/>
+    </w:tblGrid>
+    <w:tr>
+      <w:tc>
+        <w:tcPr>
+          <w:tcW w:type="dxa" w:w="4706"/>
+        </w:tcPr>
+        <w:p>
+          <w:pPr>
+            <w:spacing w:after="20"/>
+          </w:pPr>
+          <w:r>
+            <w:rPr>
+              <w:rFonts w:ascii="Arial" w:hAnsi="Arial"/>
+              <w:b/>
+              <w:color w:val="17324D"/>
+              <w:sz w:val="21"/>
+            </w:rPr>
+            <w:t>Kanzlei Voll-Herzberg</w:t>
+          </w:r>
+        </w:p>
+        <w:p>
+          <w:pPr>
+            <w:spacing w:after="0"/>
+          </w:pPr>
+          <w:r>
+            <w:rPr>
+              <w:color w:val="6B7378"/>
+              <w:sz w:val="15"/>
+            </w:rPr>
+            <w:t>Erbrecht und Medienrecht | Münzstraße 21 | 10178 Berlin</w:t>
+          </w:r>
+        </w:p>
+      </w:tc>
+      <w:tc>
+        <w:tcPr>
+          <w:tcW w:type="dxa" w:w="4706"/>
+        </w:tcPr>
+        <w:p>
+          <w:pPr>
+            <w:spacing w:after="20"/>
+            <w:jc w:val="right"/>
+          </w:pPr>
+          <w:r>
+            <w:rPr>
+              <w:b/>
+              <w:color w:val="17324D"/>
+              <w:sz w:val="18"/>
+            </w:rPr>
+            <w:t>Nachlass Lohse</w:t>
+          </w:r>
+        </w:p>
+        <w:p>
+          <w:pPr>
+            <w:spacing w:after="0"/>
+            <w:jc w:val="right"/>
+          </w:pPr>
+          <w:r>
+            <w:rPr>
+              <w:color w:val="6B7378"/>
+              <w:sz w:val="15"/>
+            </w:rPr>
+            <w:t>Aktenzeichen 26-ERB-0417</w:t>
+          </w:r>
+        </w:p>
+      </w:tc>
+    </w:tr>
+  </w:tbl>
+</w:hdr>
 </file>
 
 <file path=word/numbering.xml><?xml version="1.0" encoding="utf-8"?>
@@ -515,9 +1462,12 @@
     <w:name w:val="Normal"/>
     <w:qFormat/>
     <w:rsid w:val="00FC693F"/>
+    <w:pPr>
+      <w:spacing w:after="100" w:line="269" w:lineRule="auto"/>
+    </w:pPr>
     <w:rPr>
-      <w:rFonts w:ascii="Times New Roman" w:hAnsi="Times New Roman"/>
-      <w:sz w:val="22"/>
+      <w:rFonts w:ascii="Arial" w:hAnsi="Arial" w:eastAsia="Arial"/>
+      <w:sz w:val="21"/>
     </w:rPr>
   </w:style>
   <w:style w:type="paragraph" w:styleId="Header">
@@ -575,15 +1525,15 @@
     <w:pPr>
       <w:keepNext/>
       <w:keepLines/>
-      <w:spacing w:before="480" w:after="0"/>
+      <w:spacing w:before="240" w:after="100"/>
       <w:outlineLvl w:val="0"/>
     </w:pPr>
     <w:rPr>
-      <w:rFonts w:asciiTheme="majorHAnsi" w:eastAsiaTheme="majorEastAsia" w:hAnsiTheme="majorHAnsi" w:cstheme="majorBidi"/>
+      <w:rFonts w:asciiTheme="majorHAnsi" w:eastAsiaTheme="majorEastAsia" w:hAnsiTheme="majorHAnsi" w:cstheme="majorBidi" w:ascii="Arial" w:hAnsi="Arial" w:eastAsia="Arial"/>
       <w:b/>
       <w:bCs/>
-      <w:color w:val="365F91" w:themeColor="accent1" w:themeShade="BF"/>
-      <w:sz w:val="28"/>
+      <w:color w:val="17324D"/>
+      <w:sz w:val="26"/>
       <w:szCs w:val="28"/>
     </w:rPr>
   </w:style>
@@ -599,15 +1549,15 @@
     <w:pPr>
       <w:keepNext/>
       <w:keepLines/>
-      <w:spacing w:before="200" w:after="0"/>
+      <w:spacing w:before="180" w:after="80"/>
       <w:outlineLvl w:val="1"/>
     </w:pPr>
     <w:rPr>
-      <w:rFonts w:asciiTheme="majorHAnsi" w:eastAsiaTheme="majorEastAsia" w:hAnsiTheme="majorHAnsi" w:cstheme="majorBidi"/>
+      <w:rFonts w:asciiTheme="majorHAnsi" w:eastAsiaTheme="majorEastAsia" w:hAnsiTheme="majorHAnsi" w:cstheme="majorBidi" w:ascii="Arial" w:hAnsi="Arial" w:eastAsia="Arial"/>
       <w:b/>
       <w:bCs/>
-      <w:color w:val="4F81BD" w:themeColor="accent1"/>
-      <w:sz w:val="26"/>
+      <w:color w:val="2F6684"/>
+      <w:sz w:val="23"/>
       <w:szCs w:val="26"/>
     </w:rPr>
   </w:style>
@@ -623,14 +1573,15 @@
     <w:pPr>
       <w:keepNext/>
       <w:keepLines/>
-      <w:spacing w:before="200" w:after="0"/>
+      <w:spacing w:before="140" w:after="60"/>
       <w:outlineLvl w:val="2"/>
     </w:pPr>
     <w:rPr>
-      <w:rFonts w:asciiTheme="majorHAnsi" w:eastAsiaTheme="majorEastAsia" w:hAnsiTheme="majorHAnsi" w:cstheme="majorBidi"/>
+      <w:rFonts w:asciiTheme="majorHAnsi" w:eastAsiaTheme="majorEastAsia" w:hAnsiTheme="majorHAnsi" w:cstheme="majorBidi" w:ascii="Arial" w:hAnsi="Arial" w:eastAsia="Arial"/>
       <w:b/>
       <w:bCs/>
-      <w:color w:val="4F81BD" w:themeColor="accent1"/>
+      <w:color w:val="17324D"/>
+      <w:sz w:val="21"/>
     </w:rPr>
   </w:style>
   <w:style w:type="paragraph" w:styleId="Heading4">
@@ -861,18 +1812,20 @@
     <w:qFormat/>
     <w:rsid w:val="00FC693F"/>
     <w:pPr>
+      <w:keepNext/>
       <w:pBdr>
         <w:bottom w:val="single" w:sz="8" w:space="4" w:color="4F81BD" w:themeColor="accent1"/>
       </w:pBdr>
-      <w:spacing w:after="300" w:line="240" w:lineRule="auto"/>
+      <w:spacing w:after="200" w:line="240" w:lineRule="auto" w:before="0"/>
       <w:contextualSpacing/>
     </w:pPr>
     <w:rPr>
-      <w:rFonts w:asciiTheme="majorHAnsi" w:eastAsiaTheme="majorEastAsia" w:hAnsiTheme="majorHAnsi" w:cstheme="majorBidi"/>
-      <w:color w:val="17365D" w:themeColor="text2" w:themeShade="BF"/>
+      <w:rFonts w:asciiTheme="majorHAnsi" w:eastAsiaTheme="majorEastAsia" w:hAnsiTheme="majorHAnsi" w:cstheme="majorBidi" w:ascii="Arial" w:hAnsi="Arial" w:eastAsia="Arial"/>
+      <w:b/>
+      <w:color w:val="17324D"/>
       <w:spacing w:val="5"/>
       <w:kern w:val="28"/>
-      <w:sz w:val="52"/>
+      <w:sz w:val="34"/>
       <w:szCs w:val="52"/>
     </w:rPr>
   </w:style>
